--- a/НИР_ЭДО_7стран_и_практика/01_ЭДО_в_целом/01_Германия_ЭДО.docx
+++ b/НИР_ЭДО_7стран_и_практика/01_ЭДО_в_целом/01_Германия_ЭДО.docx
@@ -11,6 +11,7 @@
         <w:rPr>
           <w:rFonts w:ascii="Calibri" w:hAnsi="Calibri" w:eastAsia="Calibri"/>
           <w:b/>
+          <w:i w:val="0"/>
           <w:color w:val="1F4E79"/>
           <w:sz w:val="44"/>
         </w:rPr>
@@ -25,10 +26,26 @@
         <w:rPr>
           <w:rFonts w:ascii="Calibri" w:hAnsi="Calibri" w:eastAsia="Calibri"/>
           <w:b w:val="0"/>
+          <w:i w:val="0"/>
           <w:color w:val="535353"/>
           <w:sz w:val="26"/>
         </w:rPr>
         <w:t>Электронный документооборот в целом. Сравнение с Российской Федерацией</w:t>
+      </w:r>
+    </w:p>
+    <w:p>
+      <w:pPr>
+        <w:spacing w:after="160"/>
+      </w:pPr>
+      <w:r>
+        <w:rPr>
+          <w:rFonts w:ascii="Calibri" w:hAnsi="Calibri" w:eastAsia="Calibri"/>
+          <w:b w:val="0"/>
+          <w:i w:val="0"/>
+          <w:color w:val="535353"/>
+          <w:sz w:val="22"/>
+        </w:rPr>
+        <w:t>Сравнительный анализ зарубежного регулирования электронного документооборота (ЭДО) с правовой моделью Российской Федерации. Актуализация: август 2026 г.</w:t>
       </w:r>
     </w:p>
     <w:p>
@@ -39,10 +56,11 @@
         <w:rPr>
           <w:rFonts w:ascii="Calibri" w:hAnsi="Calibri" w:eastAsia="Calibri"/>
           <w:b w:val="0"/>
+          <w:i/>
           <w:color w:val="535353"/>
-          <w:sz w:val="22"/>
+          <w:sz w:val="20"/>
         </w:rPr>
-        <w:t>Сравнительный анализ зарубежного регулирования электронного документооборота (ЭДО) с правовой моделью Российской Федерации. Актуализация: август 2026 г.</w:t>
+        <w:t>Как проверить. После каждого блока фактов — строка «Проверить» с кликабельной ссылкой на официальный текст закона, судебное решение или первоисточник. Рекомендации («что добавить / не переносить») — выводы автора НИР, но рядом указаны нормы, на которые они опираются. Номера дел не вымышлены.</w:t>
       </w:r>
     </w:p>
     <w:p>
@@ -58,50 +76,815 @@
         <w:rPr>
           <w:rFonts w:ascii="Calibri" w:hAnsi="Calibri" w:eastAsia="Calibri"/>
           <w:b w:val="0"/>
+          <w:i w:val="0"/>
           <w:sz w:val="24"/>
         </w:rPr>
         <w:t>Основные акты: Регламент (EU) 910/2014 (eIDAS); Vertrauensdienstegesetz (VDG, 2017); BGB §§ 126, 126a, 126b; Viertes Bürokratieentlastungsgesetz (BEG IV, с 01.01.2025)</w:t>
       </w:r>
     </w:p>
     <w:p>
+      <w:pPr>
+        <w:spacing w:before="0" w:after="200"/>
+      </w:pPr>
       <w:r>
         <w:rPr>
           <w:rFonts w:ascii="Calibri" w:hAnsi="Calibri" w:eastAsia="Calibri"/>
           <w:b w:val="0"/>
+          <w:i/>
+          <w:color w:val="535353"/>
+          <w:sz w:val="18"/>
+        </w:rPr>
+        <w:t xml:space="preserve">Проверить: </w:t>
+      </w:r>
+      <w:hyperlink r:id="rId9">
+        <w:r>
+          <w:rPr>
+            <w:color w:val="0563C1"/>
+            <w:u w:val="single"/>
+            <w:sz w:val="18"/>
+            <w:rFonts w:ascii="Calibri" w:hAnsi="Calibri"/>
+          </w:rPr>
+          <w:t xml:space="preserve">eIDAS (EU) 910/2014, EUR-Lex</w:t>
+        </w:r>
+      </w:hyperlink>
+      <w:r>
+        <w:rPr>
+          <w:rFonts w:ascii="Calibri" w:hAnsi="Calibri" w:eastAsia="Calibri"/>
+          <w:b w:val="0"/>
+          <w:i w:val="0"/>
+          <w:color w:val="535353"/>
+          <w:sz w:val="18"/>
+        </w:rPr>
+        <w:t xml:space="preserve">  ·  </w:t>
+      </w:r>
+      <w:hyperlink r:id="rId10">
+        <w:r>
+          <w:rPr>
+            <w:color w:val="0563C1"/>
+            <w:u w:val="single"/>
+            <w:sz w:val="18"/>
+            <w:rFonts w:ascii="Calibri" w:hAnsi="Calibri"/>
+          </w:rPr>
+          <w:t xml:space="preserve">VDG (gesetze-im-internet)</w:t>
+        </w:r>
+      </w:hyperlink>
+      <w:r>
+        <w:rPr>
+          <w:rFonts w:ascii="Calibri" w:hAnsi="Calibri" w:eastAsia="Calibri"/>
+          <w:b w:val="0"/>
+          <w:i w:val="0"/>
+          <w:color w:val="535353"/>
+          <w:sz w:val="18"/>
+        </w:rPr>
+        <w:t xml:space="preserve">  ·  </w:t>
+      </w:r>
+      <w:hyperlink r:id="rId11">
+        <w:r>
+          <w:rPr>
+            <w:color w:val="0563C1"/>
+            <w:u w:val="single"/>
+            <w:sz w:val="18"/>
+            <w:rFonts w:ascii="Calibri" w:hAnsi="Calibri"/>
+          </w:rPr>
+          <w:t xml:space="preserve">BGB § 126a — электронная форма</w:t>
+        </w:r>
+      </w:hyperlink>
+      <w:r>
+        <w:rPr>
+          <w:rFonts w:ascii="Calibri" w:hAnsi="Calibri" w:eastAsia="Calibri"/>
+          <w:b w:val="0"/>
+          <w:i w:val="0"/>
+          <w:color w:val="535353"/>
+          <w:sz w:val="18"/>
+        </w:rPr>
+        <w:t xml:space="preserve">  ·  </w:t>
+      </w:r>
+      <w:hyperlink r:id="rId12">
+        <w:r>
+          <w:rPr>
+            <w:color w:val="0563C1"/>
+            <w:u w:val="single"/>
+            <w:sz w:val="18"/>
+            <w:rFonts w:ascii="Calibri" w:hAnsi="Calibri"/>
+          </w:rPr>
+          <w:t xml:space="preserve">BGB § 126b — текстовая форма</w:t>
+        </w:r>
+      </w:hyperlink>
+      <w:r>
+        <w:rPr>
+          <w:rFonts w:ascii="Calibri" w:hAnsi="Calibri" w:eastAsia="Calibri"/>
+          <w:b w:val="0"/>
+          <w:i w:val="0"/>
+          <w:color w:val="535353"/>
+          <w:sz w:val="18"/>
+        </w:rPr>
+        <w:t xml:space="preserve">  ·  </w:t>
+      </w:r>
+      <w:hyperlink r:id="rId13">
+        <w:r>
+          <w:rPr>
+            <w:color w:val="0563C1"/>
+            <w:u w:val="single"/>
+            <w:sz w:val="18"/>
+            <w:rFonts w:ascii="Calibri" w:hAnsi="Calibri"/>
+          </w:rPr>
+          <w:t xml:space="preserve">BGB § 623 — расторжение трудового договора</w:t>
+        </w:r>
+      </w:hyperlink>
+      <w:r>
+        <w:rPr>
+          <w:rFonts w:ascii="Calibri" w:hAnsi="Calibri" w:eastAsia="Calibri"/>
+          <w:b w:val="0"/>
+          <w:i w:val="0"/>
+          <w:color w:val="535353"/>
+          <w:sz w:val="18"/>
+        </w:rPr>
+        <w:t xml:space="preserve">  ·  </w:t>
+      </w:r>
+      <w:hyperlink r:id="rId14">
+        <w:r>
+          <w:rPr>
+            <w:color w:val="0563C1"/>
+            <w:u w:val="single"/>
+            <w:sz w:val="18"/>
+            <w:rFonts w:ascii="Calibri" w:hAnsi="Calibri"/>
+          </w:rPr>
+          <w:t xml:space="preserve">BGH VIII ZR 155/23 (27.11.2024), PDF суда</w:t>
+        </w:r>
+      </w:hyperlink>
+      <w:r>
+        <w:rPr>
+          <w:rFonts w:ascii="Calibri" w:hAnsi="Calibri" w:eastAsia="Calibri"/>
+          <w:b w:val="0"/>
+          <w:i w:val="0"/>
+          <w:color w:val="535353"/>
+          <w:sz w:val="18"/>
+        </w:rPr>
+        <w:t xml:space="preserve">  ·  </w:t>
+      </w:r>
+      <w:hyperlink r:id="rId15">
+        <w:r>
+          <w:rPr>
+            <w:color w:val="0563C1"/>
+            <w:u w:val="single"/>
+            <w:sz w:val="18"/>
+            <w:rFonts w:ascii="Calibri" w:hAnsi="Calibri"/>
+          </w:rPr>
+          <w:t xml:space="preserve">BEG IV / трудовое право с 01.01.2025 (обзор)</w:t>
+        </w:r>
+      </w:hyperlink>
+    </w:p>
+    <w:p>
+      <w:r>
+        <w:rPr>
+          <w:rFonts w:ascii="Calibri" w:hAnsi="Calibri" w:eastAsia="Calibri"/>
+          <w:b w:val="0"/>
+          <w:i w:val="0"/>
           <w:sz w:val="24"/>
         </w:rPr>
         <w:t>Германия применяет eIDAS напрямую. Национальный слой — Закон об услугах доверия (VDG, 2017) и гражданско‑правовые формы BGB: письменная (§ 126), электронная (§ 126a, квалифицированная ЭП), текстовая (§ 126b).</w:t>
       </w:r>
     </w:p>
     <w:p>
+      <w:pPr>
+        <w:spacing w:before="0" w:after="200"/>
+      </w:pPr>
       <w:r>
         <w:rPr>
           <w:rFonts w:ascii="Calibri" w:hAnsi="Calibri" w:eastAsia="Calibri"/>
           <w:b w:val="0"/>
+          <w:i/>
+          <w:color w:val="535353"/>
+          <w:sz w:val="18"/>
+        </w:rPr>
+        <w:t xml:space="preserve">Проверить: </w:t>
+      </w:r>
+      <w:hyperlink r:id="rId9">
+        <w:r>
+          <w:rPr>
+            <w:color w:val="0563C1"/>
+            <w:u w:val="single"/>
+            <w:sz w:val="18"/>
+            <w:rFonts w:ascii="Calibri" w:hAnsi="Calibri"/>
+          </w:rPr>
+          <w:t xml:space="preserve">eIDAS (EU) 910/2014, EUR-Lex</w:t>
+        </w:r>
+      </w:hyperlink>
+      <w:r>
+        <w:rPr>
+          <w:rFonts w:ascii="Calibri" w:hAnsi="Calibri" w:eastAsia="Calibri"/>
+          <w:b w:val="0"/>
+          <w:i w:val="0"/>
+          <w:color w:val="535353"/>
+          <w:sz w:val="18"/>
+        </w:rPr>
+        <w:t xml:space="preserve">  ·  </w:t>
+      </w:r>
+      <w:hyperlink r:id="rId10">
+        <w:r>
+          <w:rPr>
+            <w:color w:val="0563C1"/>
+            <w:u w:val="single"/>
+            <w:sz w:val="18"/>
+            <w:rFonts w:ascii="Calibri" w:hAnsi="Calibri"/>
+          </w:rPr>
+          <w:t xml:space="preserve">VDG (gesetze-im-internet)</w:t>
+        </w:r>
+      </w:hyperlink>
+      <w:r>
+        <w:rPr>
+          <w:rFonts w:ascii="Calibri" w:hAnsi="Calibri" w:eastAsia="Calibri"/>
+          <w:b w:val="0"/>
+          <w:i w:val="0"/>
+          <w:color w:val="535353"/>
+          <w:sz w:val="18"/>
+        </w:rPr>
+        <w:t xml:space="preserve">  ·  </w:t>
+      </w:r>
+      <w:hyperlink r:id="rId11">
+        <w:r>
+          <w:rPr>
+            <w:color w:val="0563C1"/>
+            <w:u w:val="single"/>
+            <w:sz w:val="18"/>
+            <w:rFonts w:ascii="Calibri" w:hAnsi="Calibri"/>
+          </w:rPr>
+          <w:t xml:space="preserve">BGB § 126a — электронная форма</w:t>
+        </w:r>
+      </w:hyperlink>
+      <w:r>
+        <w:rPr>
+          <w:rFonts w:ascii="Calibri" w:hAnsi="Calibri" w:eastAsia="Calibri"/>
+          <w:b w:val="0"/>
+          <w:i w:val="0"/>
+          <w:color w:val="535353"/>
+          <w:sz w:val="18"/>
+        </w:rPr>
+        <w:t xml:space="preserve">  ·  </w:t>
+      </w:r>
+      <w:hyperlink r:id="rId12">
+        <w:r>
+          <w:rPr>
+            <w:color w:val="0563C1"/>
+            <w:u w:val="single"/>
+            <w:sz w:val="18"/>
+            <w:rFonts w:ascii="Calibri" w:hAnsi="Calibri"/>
+          </w:rPr>
+          <w:t xml:space="preserve">BGB § 126b — текстовая форма</w:t>
+        </w:r>
+      </w:hyperlink>
+      <w:r>
+        <w:rPr>
+          <w:rFonts w:ascii="Calibri" w:hAnsi="Calibri" w:eastAsia="Calibri"/>
+          <w:b w:val="0"/>
+          <w:i w:val="0"/>
+          <w:color w:val="535353"/>
+          <w:sz w:val="18"/>
+        </w:rPr>
+        <w:t xml:space="preserve">  ·  </w:t>
+      </w:r>
+      <w:hyperlink r:id="rId13">
+        <w:r>
+          <w:rPr>
+            <w:color w:val="0563C1"/>
+            <w:u w:val="single"/>
+            <w:sz w:val="18"/>
+            <w:rFonts w:ascii="Calibri" w:hAnsi="Calibri"/>
+          </w:rPr>
+          <w:t xml:space="preserve">BGB § 623 — расторжение трудового договора</w:t>
+        </w:r>
+      </w:hyperlink>
+      <w:r>
+        <w:rPr>
+          <w:rFonts w:ascii="Calibri" w:hAnsi="Calibri" w:eastAsia="Calibri"/>
+          <w:b w:val="0"/>
+          <w:i w:val="0"/>
+          <w:color w:val="535353"/>
+          <w:sz w:val="18"/>
+        </w:rPr>
+        <w:t xml:space="preserve">  ·  </w:t>
+      </w:r>
+      <w:hyperlink r:id="rId14">
+        <w:r>
+          <w:rPr>
+            <w:color w:val="0563C1"/>
+            <w:u w:val="single"/>
+            <w:sz w:val="18"/>
+            <w:rFonts w:ascii="Calibri" w:hAnsi="Calibri"/>
+          </w:rPr>
+          <w:t xml:space="preserve">BGH VIII ZR 155/23 (27.11.2024), PDF суда</w:t>
+        </w:r>
+      </w:hyperlink>
+      <w:r>
+        <w:rPr>
+          <w:rFonts w:ascii="Calibri" w:hAnsi="Calibri" w:eastAsia="Calibri"/>
+          <w:b w:val="0"/>
+          <w:i w:val="0"/>
+          <w:color w:val="535353"/>
+          <w:sz w:val="18"/>
+        </w:rPr>
+        <w:t xml:space="preserve">  ·  </w:t>
+      </w:r>
+      <w:hyperlink r:id="rId15">
+        <w:r>
+          <w:rPr>
+            <w:color w:val="0563C1"/>
+            <w:u w:val="single"/>
+            <w:sz w:val="18"/>
+            <w:rFonts w:ascii="Calibri" w:hAnsi="Calibri"/>
+          </w:rPr>
+          <w:t xml:space="preserve">BEG IV / трудовое право с 01.01.2025 (обзор)</w:t>
+        </w:r>
+      </w:hyperlink>
+    </w:p>
+    <w:p>
+      <w:r>
+        <w:rPr>
+          <w:rFonts w:ascii="Calibri" w:hAnsi="Calibri" w:eastAsia="Calibri"/>
+          <w:b w:val="0"/>
+          <w:i w:val="0"/>
           <w:sz w:val="24"/>
         </w:rPr>
         <w:t>Квалифицированная электронная подпись имеет силу собственноручной. BGH последовательно исходит из того, что для формы недостаточно «подписать QES»: волеизъявление должно ещё и дойти до адресата так, чтобы он мог проверить подпись (Zugang).</w:t>
       </w:r>
     </w:p>
     <w:p>
+      <w:pPr>
+        <w:spacing w:before="0" w:after="200"/>
+      </w:pPr>
       <w:r>
         <w:rPr>
           <w:rFonts w:ascii="Calibri" w:hAnsi="Calibri" w:eastAsia="Calibri"/>
           <w:b w:val="0"/>
+          <w:i/>
+          <w:color w:val="535353"/>
+          <w:sz w:val="18"/>
+        </w:rPr>
+        <w:t xml:space="preserve">Проверить: </w:t>
+      </w:r>
+      <w:hyperlink r:id="rId9">
+        <w:r>
+          <w:rPr>
+            <w:color w:val="0563C1"/>
+            <w:u w:val="single"/>
+            <w:sz w:val="18"/>
+            <w:rFonts w:ascii="Calibri" w:hAnsi="Calibri"/>
+          </w:rPr>
+          <w:t xml:space="preserve">eIDAS (EU) 910/2014, EUR-Lex</w:t>
+        </w:r>
+      </w:hyperlink>
+      <w:r>
+        <w:rPr>
+          <w:rFonts w:ascii="Calibri" w:hAnsi="Calibri" w:eastAsia="Calibri"/>
+          <w:b w:val="0"/>
+          <w:i w:val="0"/>
+          <w:color w:val="535353"/>
+          <w:sz w:val="18"/>
+        </w:rPr>
+        <w:t xml:space="preserve">  ·  </w:t>
+      </w:r>
+      <w:hyperlink r:id="rId10">
+        <w:r>
+          <w:rPr>
+            <w:color w:val="0563C1"/>
+            <w:u w:val="single"/>
+            <w:sz w:val="18"/>
+            <w:rFonts w:ascii="Calibri" w:hAnsi="Calibri"/>
+          </w:rPr>
+          <w:t xml:space="preserve">VDG (gesetze-im-internet)</w:t>
+        </w:r>
+      </w:hyperlink>
+      <w:r>
+        <w:rPr>
+          <w:rFonts w:ascii="Calibri" w:hAnsi="Calibri" w:eastAsia="Calibri"/>
+          <w:b w:val="0"/>
+          <w:i w:val="0"/>
+          <w:color w:val="535353"/>
+          <w:sz w:val="18"/>
+        </w:rPr>
+        <w:t xml:space="preserve">  ·  </w:t>
+      </w:r>
+      <w:hyperlink r:id="rId11">
+        <w:r>
+          <w:rPr>
+            <w:color w:val="0563C1"/>
+            <w:u w:val="single"/>
+            <w:sz w:val="18"/>
+            <w:rFonts w:ascii="Calibri" w:hAnsi="Calibri"/>
+          </w:rPr>
+          <w:t xml:space="preserve">BGB § 126a — электронная форма</w:t>
+        </w:r>
+      </w:hyperlink>
+      <w:r>
+        <w:rPr>
+          <w:rFonts w:ascii="Calibri" w:hAnsi="Calibri" w:eastAsia="Calibri"/>
+          <w:b w:val="0"/>
+          <w:i w:val="0"/>
+          <w:color w:val="535353"/>
+          <w:sz w:val="18"/>
+        </w:rPr>
+        <w:t xml:space="preserve">  ·  </w:t>
+      </w:r>
+      <w:hyperlink r:id="rId12">
+        <w:r>
+          <w:rPr>
+            <w:color w:val="0563C1"/>
+            <w:u w:val="single"/>
+            <w:sz w:val="18"/>
+            <w:rFonts w:ascii="Calibri" w:hAnsi="Calibri"/>
+          </w:rPr>
+          <w:t xml:space="preserve">BGB § 126b — текстовая форма</w:t>
+        </w:r>
+      </w:hyperlink>
+      <w:r>
+        <w:rPr>
+          <w:rFonts w:ascii="Calibri" w:hAnsi="Calibri" w:eastAsia="Calibri"/>
+          <w:b w:val="0"/>
+          <w:i w:val="0"/>
+          <w:color w:val="535353"/>
+          <w:sz w:val="18"/>
+        </w:rPr>
+        <w:t xml:space="preserve">  ·  </w:t>
+      </w:r>
+      <w:hyperlink r:id="rId13">
+        <w:r>
+          <w:rPr>
+            <w:color w:val="0563C1"/>
+            <w:u w:val="single"/>
+            <w:sz w:val="18"/>
+            <w:rFonts w:ascii="Calibri" w:hAnsi="Calibri"/>
+          </w:rPr>
+          <w:t xml:space="preserve">BGB § 623 — расторжение трудового договора</w:t>
+        </w:r>
+      </w:hyperlink>
+      <w:r>
+        <w:rPr>
+          <w:rFonts w:ascii="Calibri" w:hAnsi="Calibri" w:eastAsia="Calibri"/>
+          <w:b w:val="0"/>
+          <w:i w:val="0"/>
+          <w:color w:val="535353"/>
+          <w:sz w:val="18"/>
+        </w:rPr>
+        <w:t xml:space="preserve">  ·  </w:t>
+      </w:r>
+      <w:hyperlink r:id="rId14">
+        <w:r>
+          <w:rPr>
+            <w:color w:val="0563C1"/>
+            <w:u w:val="single"/>
+            <w:sz w:val="18"/>
+            <w:rFonts w:ascii="Calibri" w:hAnsi="Calibri"/>
+          </w:rPr>
+          <w:t xml:space="preserve">BGH VIII ZR 155/23 (27.11.2024), PDF суда</w:t>
+        </w:r>
+      </w:hyperlink>
+      <w:r>
+        <w:rPr>
+          <w:rFonts w:ascii="Calibri" w:hAnsi="Calibri" w:eastAsia="Calibri"/>
+          <w:b w:val="0"/>
+          <w:i w:val="0"/>
+          <w:color w:val="535353"/>
+          <w:sz w:val="18"/>
+        </w:rPr>
+        <w:t xml:space="preserve">  ·  </w:t>
+      </w:r>
+      <w:hyperlink r:id="rId15">
+        <w:r>
+          <w:rPr>
+            <w:color w:val="0563C1"/>
+            <w:u w:val="single"/>
+            <w:sz w:val="18"/>
+            <w:rFonts w:ascii="Calibri" w:hAnsi="Calibri"/>
+          </w:rPr>
+          <w:t xml:space="preserve">BEG IV / трудовое право с 01.01.2025 (обзор)</w:t>
+        </w:r>
+      </w:hyperlink>
+    </w:p>
+    <w:p>
+      <w:r>
+        <w:rPr>
+          <w:rFonts w:ascii="Calibri" w:hAnsi="Calibri" w:eastAsia="Calibri"/>
+          <w:b w:val="0"/>
+          <w:i w:val="0"/>
           <w:sz w:val="24"/>
         </w:rPr>
         <w:t>С 1 января 2025 г. BEG IV смягчил форму в трудовом праве: доказательство существенных условий труда (Nachweisgesetz) допустимо в Textform — PDF/e‑mail, которые работник может сохранить и распечатать, с запросом подтверждения получения. Это не «оператор ЭДО» в российском смысле, а снижение формального порога.</w:t>
       </w:r>
     </w:p>
     <w:p>
+      <w:pPr>
+        <w:spacing w:before="0" w:after="200"/>
+      </w:pPr>
       <w:r>
         <w:rPr>
           <w:rFonts w:ascii="Calibri" w:hAnsi="Calibri" w:eastAsia="Calibri"/>
           <w:b w:val="0"/>
+          <w:i/>
+          <w:color w:val="535353"/>
+          <w:sz w:val="18"/>
+        </w:rPr>
+        <w:t xml:space="preserve">Проверить: </w:t>
+      </w:r>
+      <w:hyperlink r:id="rId9">
+        <w:r>
+          <w:rPr>
+            <w:color w:val="0563C1"/>
+            <w:u w:val="single"/>
+            <w:sz w:val="18"/>
+            <w:rFonts w:ascii="Calibri" w:hAnsi="Calibri"/>
+          </w:rPr>
+          <w:t xml:space="preserve">eIDAS (EU) 910/2014, EUR-Lex</w:t>
+        </w:r>
+      </w:hyperlink>
+      <w:r>
+        <w:rPr>
+          <w:rFonts w:ascii="Calibri" w:hAnsi="Calibri" w:eastAsia="Calibri"/>
+          <w:b w:val="0"/>
+          <w:i w:val="0"/>
+          <w:color w:val="535353"/>
+          <w:sz w:val="18"/>
+        </w:rPr>
+        <w:t xml:space="preserve">  ·  </w:t>
+      </w:r>
+      <w:hyperlink r:id="rId10">
+        <w:r>
+          <w:rPr>
+            <w:color w:val="0563C1"/>
+            <w:u w:val="single"/>
+            <w:sz w:val="18"/>
+            <w:rFonts w:ascii="Calibri" w:hAnsi="Calibri"/>
+          </w:rPr>
+          <w:t xml:space="preserve">VDG (gesetze-im-internet)</w:t>
+        </w:r>
+      </w:hyperlink>
+      <w:r>
+        <w:rPr>
+          <w:rFonts w:ascii="Calibri" w:hAnsi="Calibri" w:eastAsia="Calibri"/>
+          <w:b w:val="0"/>
+          <w:i w:val="0"/>
+          <w:color w:val="535353"/>
+          <w:sz w:val="18"/>
+        </w:rPr>
+        <w:t xml:space="preserve">  ·  </w:t>
+      </w:r>
+      <w:hyperlink r:id="rId11">
+        <w:r>
+          <w:rPr>
+            <w:color w:val="0563C1"/>
+            <w:u w:val="single"/>
+            <w:sz w:val="18"/>
+            <w:rFonts w:ascii="Calibri" w:hAnsi="Calibri"/>
+          </w:rPr>
+          <w:t xml:space="preserve">BGB § 126a — электронная форма</w:t>
+        </w:r>
+      </w:hyperlink>
+      <w:r>
+        <w:rPr>
+          <w:rFonts w:ascii="Calibri" w:hAnsi="Calibri" w:eastAsia="Calibri"/>
+          <w:b w:val="0"/>
+          <w:i w:val="0"/>
+          <w:color w:val="535353"/>
+          <w:sz w:val="18"/>
+        </w:rPr>
+        <w:t xml:space="preserve">  ·  </w:t>
+      </w:r>
+      <w:hyperlink r:id="rId12">
+        <w:r>
+          <w:rPr>
+            <w:color w:val="0563C1"/>
+            <w:u w:val="single"/>
+            <w:sz w:val="18"/>
+            <w:rFonts w:ascii="Calibri" w:hAnsi="Calibri"/>
+          </w:rPr>
+          <w:t xml:space="preserve">BGB § 126b — текстовая форма</w:t>
+        </w:r>
+      </w:hyperlink>
+      <w:r>
+        <w:rPr>
+          <w:rFonts w:ascii="Calibri" w:hAnsi="Calibri" w:eastAsia="Calibri"/>
+          <w:b w:val="0"/>
+          <w:i w:val="0"/>
+          <w:color w:val="535353"/>
+          <w:sz w:val="18"/>
+        </w:rPr>
+        <w:t xml:space="preserve">  ·  </w:t>
+      </w:r>
+      <w:hyperlink r:id="rId13">
+        <w:r>
+          <w:rPr>
+            <w:color w:val="0563C1"/>
+            <w:u w:val="single"/>
+            <w:sz w:val="18"/>
+            <w:rFonts w:ascii="Calibri" w:hAnsi="Calibri"/>
+          </w:rPr>
+          <w:t xml:space="preserve">BGB § 623 — расторжение трудового договора</w:t>
+        </w:r>
+      </w:hyperlink>
+      <w:r>
+        <w:rPr>
+          <w:rFonts w:ascii="Calibri" w:hAnsi="Calibri" w:eastAsia="Calibri"/>
+          <w:b w:val="0"/>
+          <w:i w:val="0"/>
+          <w:color w:val="535353"/>
+          <w:sz w:val="18"/>
+        </w:rPr>
+        <w:t xml:space="preserve">  ·  </w:t>
+      </w:r>
+      <w:hyperlink r:id="rId14">
+        <w:r>
+          <w:rPr>
+            <w:color w:val="0563C1"/>
+            <w:u w:val="single"/>
+            <w:sz w:val="18"/>
+            <w:rFonts w:ascii="Calibri" w:hAnsi="Calibri"/>
+          </w:rPr>
+          <w:t xml:space="preserve">BGH VIII ZR 155/23 (27.11.2024), PDF суда</w:t>
+        </w:r>
+      </w:hyperlink>
+      <w:r>
+        <w:rPr>
+          <w:rFonts w:ascii="Calibri" w:hAnsi="Calibri" w:eastAsia="Calibri"/>
+          <w:b w:val="0"/>
+          <w:i w:val="0"/>
+          <w:color w:val="535353"/>
+          <w:sz w:val="18"/>
+        </w:rPr>
+        <w:t xml:space="preserve">  ·  </w:t>
+      </w:r>
+      <w:hyperlink r:id="rId15">
+        <w:r>
+          <w:rPr>
+            <w:color w:val="0563C1"/>
+            <w:u w:val="single"/>
+            <w:sz w:val="18"/>
+            <w:rFonts w:ascii="Calibri" w:hAnsi="Calibri"/>
+          </w:rPr>
+          <w:t xml:space="preserve">BEG IV / трудовое право с 01.01.2025 (обзор)</w:t>
+        </w:r>
+      </w:hyperlink>
+    </w:p>
+    <w:p>
+      <w:r>
+        <w:rPr>
+          <w:rFonts w:ascii="Calibri" w:hAnsi="Calibri" w:eastAsia="Calibri"/>
+          <w:b w:val="0"/>
+          <w:i w:val="0"/>
           <w:sz w:val="24"/>
         </w:rPr>
         <w:t>Исключения остались жёсткими: увольнение и соглашение о расторжении (§ 623 BGB), срочный трудовой договор (§ 14 Abs. 4 TzBfG) — по‑прежнему Schriftform; электронная замена — только QES. Для отраслей с риском нелегальной занятости NachwG может требовать бумагу.</w:t>
       </w:r>
+    </w:p>
+    <w:p>
+      <w:pPr>
+        <w:spacing w:before="0" w:after="200"/>
+      </w:pPr>
+      <w:r>
+        <w:rPr>
+          <w:rFonts w:ascii="Calibri" w:hAnsi="Calibri" w:eastAsia="Calibri"/>
+          <w:b w:val="0"/>
+          <w:i/>
+          <w:color w:val="535353"/>
+          <w:sz w:val="18"/>
+        </w:rPr>
+        <w:t xml:space="preserve">Проверить: </w:t>
+      </w:r>
+      <w:hyperlink r:id="rId9">
+        <w:r>
+          <w:rPr>
+            <w:color w:val="0563C1"/>
+            <w:u w:val="single"/>
+            <w:sz w:val="18"/>
+            <w:rFonts w:ascii="Calibri" w:hAnsi="Calibri"/>
+          </w:rPr>
+          <w:t xml:space="preserve">eIDAS (EU) 910/2014, EUR-Lex</w:t>
+        </w:r>
+      </w:hyperlink>
+      <w:r>
+        <w:rPr>
+          <w:rFonts w:ascii="Calibri" w:hAnsi="Calibri" w:eastAsia="Calibri"/>
+          <w:b w:val="0"/>
+          <w:i w:val="0"/>
+          <w:color w:val="535353"/>
+          <w:sz w:val="18"/>
+        </w:rPr>
+        <w:t xml:space="preserve">  ·  </w:t>
+      </w:r>
+      <w:hyperlink r:id="rId10">
+        <w:r>
+          <w:rPr>
+            <w:color w:val="0563C1"/>
+            <w:u w:val="single"/>
+            <w:sz w:val="18"/>
+            <w:rFonts w:ascii="Calibri" w:hAnsi="Calibri"/>
+          </w:rPr>
+          <w:t xml:space="preserve">VDG (gesetze-im-internet)</w:t>
+        </w:r>
+      </w:hyperlink>
+      <w:r>
+        <w:rPr>
+          <w:rFonts w:ascii="Calibri" w:hAnsi="Calibri" w:eastAsia="Calibri"/>
+          <w:b w:val="0"/>
+          <w:i w:val="0"/>
+          <w:color w:val="535353"/>
+          <w:sz w:val="18"/>
+        </w:rPr>
+        <w:t xml:space="preserve">  ·  </w:t>
+      </w:r>
+      <w:hyperlink r:id="rId11">
+        <w:r>
+          <w:rPr>
+            <w:color w:val="0563C1"/>
+            <w:u w:val="single"/>
+            <w:sz w:val="18"/>
+            <w:rFonts w:ascii="Calibri" w:hAnsi="Calibri"/>
+          </w:rPr>
+          <w:t xml:space="preserve">BGB § 126a — электронная форма</w:t>
+        </w:r>
+      </w:hyperlink>
+      <w:r>
+        <w:rPr>
+          <w:rFonts w:ascii="Calibri" w:hAnsi="Calibri" w:eastAsia="Calibri"/>
+          <w:b w:val="0"/>
+          <w:i w:val="0"/>
+          <w:color w:val="535353"/>
+          <w:sz w:val="18"/>
+        </w:rPr>
+        <w:t xml:space="preserve">  ·  </w:t>
+      </w:r>
+      <w:hyperlink r:id="rId12">
+        <w:r>
+          <w:rPr>
+            <w:color w:val="0563C1"/>
+            <w:u w:val="single"/>
+            <w:sz w:val="18"/>
+            <w:rFonts w:ascii="Calibri" w:hAnsi="Calibri"/>
+          </w:rPr>
+          <w:t xml:space="preserve">BGB § 126b — текстовая форма</w:t>
+        </w:r>
+      </w:hyperlink>
+      <w:r>
+        <w:rPr>
+          <w:rFonts w:ascii="Calibri" w:hAnsi="Calibri" w:eastAsia="Calibri"/>
+          <w:b w:val="0"/>
+          <w:i w:val="0"/>
+          <w:color w:val="535353"/>
+          <w:sz w:val="18"/>
+        </w:rPr>
+        <w:t xml:space="preserve">  ·  </w:t>
+      </w:r>
+      <w:hyperlink r:id="rId13">
+        <w:r>
+          <w:rPr>
+            <w:color w:val="0563C1"/>
+            <w:u w:val="single"/>
+            <w:sz w:val="18"/>
+            <w:rFonts w:ascii="Calibri" w:hAnsi="Calibri"/>
+          </w:rPr>
+          <w:t xml:space="preserve">BGB § 623 — расторжение трудового договора</w:t>
+        </w:r>
+      </w:hyperlink>
+      <w:r>
+        <w:rPr>
+          <w:rFonts w:ascii="Calibri" w:hAnsi="Calibri" w:eastAsia="Calibri"/>
+          <w:b w:val="0"/>
+          <w:i w:val="0"/>
+          <w:color w:val="535353"/>
+          <w:sz w:val="18"/>
+        </w:rPr>
+        <w:t xml:space="preserve">  ·  </w:t>
+      </w:r>
+      <w:hyperlink r:id="rId14">
+        <w:r>
+          <w:rPr>
+            <w:color w:val="0563C1"/>
+            <w:u w:val="single"/>
+            <w:sz w:val="18"/>
+            <w:rFonts w:ascii="Calibri" w:hAnsi="Calibri"/>
+          </w:rPr>
+          <w:t xml:space="preserve">BGH VIII ZR 155/23 (27.11.2024), PDF суда</w:t>
+        </w:r>
+      </w:hyperlink>
+      <w:r>
+        <w:rPr>
+          <w:rFonts w:ascii="Calibri" w:hAnsi="Calibri" w:eastAsia="Calibri"/>
+          <w:b w:val="0"/>
+          <w:i w:val="0"/>
+          <w:color w:val="535353"/>
+          <w:sz w:val="18"/>
+        </w:rPr>
+        <w:t xml:space="preserve">  ·  </w:t>
+      </w:r>
+      <w:hyperlink r:id="rId15">
+        <w:r>
+          <w:rPr>
+            <w:color w:val="0563C1"/>
+            <w:u w:val="single"/>
+            <w:sz w:val="18"/>
+            <w:rFonts w:ascii="Calibri" w:hAnsi="Calibri"/>
+          </w:rPr>
+          <w:t xml:space="preserve">BEG IV / трудовое право с 01.01.2025 (обзор)</w:t>
+        </w:r>
+      </w:hyperlink>
     </w:p>
     <w:p>
       <w:pPr>
@@ -119,6 +902,7 @@
         <w:rPr>
           <w:rFonts w:ascii="Calibri" w:hAnsi="Calibri" w:eastAsia="Calibri"/>
           <w:b w:val="0"/>
+          <w:i w:val="0"/>
           <w:sz w:val="24"/>
         </w:rPr>
         <w:t>Трёхуровневая модель eIDAS + чёткая гражданско‑правовая лестница форм BGB.</w:t>
@@ -132,6 +916,7 @@
         <w:rPr>
           <w:rFonts w:ascii="Calibri" w:hAnsi="Calibri" w:eastAsia="Calibri"/>
           <w:b w:val="0"/>
+          <w:i w:val="0"/>
           <w:sz w:val="24"/>
         </w:rPr>
         <w:t>BEG IV (2025) легализовал «цифровой трудовой договор» через Textform, а не через обязательную УКЭП.</w:t>
@@ -145,6 +930,7 @@
         <w:rPr>
           <w:rFonts w:ascii="Calibri" w:hAnsi="Calibri" w:eastAsia="Calibri"/>
           <w:b w:val="0"/>
+          <w:i w:val="0"/>
           <w:sz w:val="24"/>
         </w:rPr>
         <w:t>Суды смотрят не только на наличие QES, но и на проверяемый доступ документа к адресату.</w:t>
@@ -158,10 +944,163 @@
         <w:rPr>
           <w:rFonts w:ascii="Calibri" w:hAnsi="Calibri" w:eastAsia="Calibri"/>
           <w:b w:val="0"/>
+          <w:i w:val="0"/>
           <w:sz w:val="24"/>
         </w:rPr>
         <w:t>Нет института оператора ЭДО по модели ФНС; коммерческий обмен — договор + eIDAS.</w:t>
       </w:r>
+    </w:p>
+    <w:p>
+      <w:pPr>
+        <w:spacing w:before="0" w:after="200"/>
+      </w:pPr>
+      <w:r>
+        <w:rPr>
+          <w:rFonts w:ascii="Calibri" w:hAnsi="Calibri" w:eastAsia="Calibri"/>
+          <w:b w:val="0"/>
+          <w:i/>
+          <w:color w:val="535353"/>
+          <w:sz w:val="18"/>
+        </w:rPr>
+        <w:t xml:space="preserve">Проверить: </w:t>
+      </w:r>
+      <w:hyperlink r:id="rId9">
+        <w:r>
+          <w:rPr>
+            <w:color w:val="0563C1"/>
+            <w:u w:val="single"/>
+            <w:sz w:val="18"/>
+            <w:rFonts w:ascii="Calibri" w:hAnsi="Calibri"/>
+          </w:rPr>
+          <w:t xml:space="preserve">eIDAS (EU) 910/2014, EUR-Lex</w:t>
+        </w:r>
+      </w:hyperlink>
+      <w:r>
+        <w:rPr>
+          <w:rFonts w:ascii="Calibri" w:hAnsi="Calibri" w:eastAsia="Calibri"/>
+          <w:b w:val="0"/>
+          <w:i w:val="0"/>
+          <w:color w:val="535353"/>
+          <w:sz w:val="18"/>
+        </w:rPr>
+        <w:t xml:space="preserve">  ·  </w:t>
+      </w:r>
+      <w:hyperlink r:id="rId10">
+        <w:r>
+          <w:rPr>
+            <w:color w:val="0563C1"/>
+            <w:u w:val="single"/>
+            <w:sz w:val="18"/>
+            <w:rFonts w:ascii="Calibri" w:hAnsi="Calibri"/>
+          </w:rPr>
+          <w:t xml:space="preserve">VDG (gesetze-im-internet)</w:t>
+        </w:r>
+      </w:hyperlink>
+      <w:r>
+        <w:rPr>
+          <w:rFonts w:ascii="Calibri" w:hAnsi="Calibri" w:eastAsia="Calibri"/>
+          <w:b w:val="0"/>
+          <w:i w:val="0"/>
+          <w:color w:val="535353"/>
+          <w:sz w:val="18"/>
+        </w:rPr>
+        <w:t xml:space="preserve">  ·  </w:t>
+      </w:r>
+      <w:hyperlink r:id="rId11">
+        <w:r>
+          <w:rPr>
+            <w:color w:val="0563C1"/>
+            <w:u w:val="single"/>
+            <w:sz w:val="18"/>
+            <w:rFonts w:ascii="Calibri" w:hAnsi="Calibri"/>
+          </w:rPr>
+          <w:t xml:space="preserve">BGB § 126a — электронная форма</w:t>
+        </w:r>
+      </w:hyperlink>
+      <w:r>
+        <w:rPr>
+          <w:rFonts w:ascii="Calibri" w:hAnsi="Calibri" w:eastAsia="Calibri"/>
+          <w:b w:val="0"/>
+          <w:i w:val="0"/>
+          <w:color w:val="535353"/>
+          <w:sz w:val="18"/>
+        </w:rPr>
+        <w:t xml:space="preserve">  ·  </w:t>
+      </w:r>
+      <w:hyperlink r:id="rId12">
+        <w:r>
+          <w:rPr>
+            <w:color w:val="0563C1"/>
+            <w:u w:val="single"/>
+            <w:sz w:val="18"/>
+            <w:rFonts w:ascii="Calibri" w:hAnsi="Calibri"/>
+          </w:rPr>
+          <w:t xml:space="preserve">BGB § 126b — текстовая форма</w:t>
+        </w:r>
+      </w:hyperlink>
+      <w:r>
+        <w:rPr>
+          <w:rFonts w:ascii="Calibri" w:hAnsi="Calibri" w:eastAsia="Calibri"/>
+          <w:b w:val="0"/>
+          <w:i w:val="0"/>
+          <w:color w:val="535353"/>
+          <w:sz w:val="18"/>
+        </w:rPr>
+        <w:t xml:space="preserve">  ·  </w:t>
+      </w:r>
+      <w:hyperlink r:id="rId13">
+        <w:r>
+          <w:rPr>
+            <w:color w:val="0563C1"/>
+            <w:u w:val="single"/>
+            <w:sz w:val="18"/>
+            <w:rFonts w:ascii="Calibri" w:hAnsi="Calibri"/>
+          </w:rPr>
+          <w:t xml:space="preserve">BGB § 623 — расторжение трудового договора</w:t>
+        </w:r>
+      </w:hyperlink>
+      <w:r>
+        <w:rPr>
+          <w:rFonts w:ascii="Calibri" w:hAnsi="Calibri" w:eastAsia="Calibri"/>
+          <w:b w:val="0"/>
+          <w:i w:val="0"/>
+          <w:color w:val="535353"/>
+          <w:sz w:val="18"/>
+        </w:rPr>
+        <w:t xml:space="preserve">  ·  </w:t>
+      </w:r>
+      <w:hyperlink r:id="rId14">
+        <w:r>
+          <w:rPr>
+            <w:color w:val="0563C1"/>
+            <w:u w:val="single"/>
+            <w:sz w:val="18"/>
+            <w:rFonts w:ascii="Calibri" w:hAnsi="Calibri"/>
+          </w:rPr>
+          <w:t xml:space="preserve">BGH VIII ZR 155/23 (27.11.2024), PDF суда</w:t>
+        </w:r>
+      </w:hyperlink>
+      <w:r>
+        <w:rPr>
+          <w:rFonts w:ascii="Calibri" w:hAnsi="Calibri" w:eastAsia="Calibri"/>
+          <w:b w:val="0"/>
+          <w:i w:val="0"/>
+          <w:color w:val="535353"/>
+          <w:sz w:val="18"/>
+        </w:rPr>
+        <w:t xml:space="preserve">  ·  </w:t>
+      </w:r>
+      <w:hyperlink r:id="rId15">
+        <w:r>
+          <w:rPr>
+            <w:color w:val="0563C1"/>
+            <w:u w:val="single"/>
+            <w:sz w:val="18"/>
+            <w:rFonts w:ascii="Calibri" w:hAnsi="Calibri"/>
+          </w:rPr>
+          <w:t xml:space="preserve">BEG IV / трудовое право с 01.01.2025 (обзор)</w:t>
+        </w:r>
+      </w:hyperlink>
     </w:p>
     <w:p>
       <w:pPr>
@@ -179,6 +1118,7 @@
         <w:rPr>
           <w:rFonts w:ascii="Calibri" w:hAnsi="Calibri" w:eastAsia="Calibri"/>
           <w:b w:val="0"/>
+          <w:i w:val="0"/>
           <w:sz w:val="24"/>
         </w:rPr>
         <w:t>Юридическая сила электронного документа и подписи — прежде всего ФЗ от 06.04.2011 № 63‑ФЗ (ПЭП / УНЭП / УКЭП).</w:t>
@@ -192,6 +1132,7 @@
         <w:rPr>
           <w:rFonts w:ascii="Calibri" w:hAnsi="Calibri" w:eastAsia="Calibri"/>
           <w:b w:val="0"/>
+          <w:i w:val="0"/>
           <w:sz w:val="24"/>
         </w:rPr>
         <w:t>B2B‑ЭДО (счета‑фактуры, УПД и др.) — через операторов ЭДО и отраслевые требования ФНС / Минфина.</w:t>
@@ -205,6 +1146,7 @@
         <w:rPr>
           <w:rFonts w:ascii="Calibri" w:hAnsi="Calibri" w:eastAsia="Calibri"/>
           <w:b w:val="0"/>
+          <w:i w:val="0"/>
           <w:sz w:val="24"/>
         </w:rPr>
         <w:t>Кадровый ЭДО — ст. 22.1–22.3 ТК РФ (согласие работника, виды ЭП, исключения).</w:t>
@@ -218,6 +1160,7 @@
         <w:rPr>
           <w:rFonts w:ascii="Calibri" w:hAnsi="Calibri" w:eastAsia="Calibri"/>
           <w:b w:val="0"/>
+          <w:i w:val="0"/>
           <w:sz w:val="24"/>
         </w:rPr>
         <w:t>Трансграничное признание иностранных ЭП — ст. 7 63‑ФЗ: международные договоры, соглашение сторон, существенная эквивалентность; в ЕАЭС — через службу доверенной третьей стороны (ДТС).</w:t>
@@ -231,10 +1174,100 @@
         <w:rPr>
           <w:rFonts w:ascii="Calibri" w:hAnsi="Calibri" w:eastAsia="Calibri"/>
           <w:b w:val="0"/>
+          <w:i w:val="0"/>
           <w:sz w:val="24"/>
         </w:rPr>
         <w:t>С августа 2026: ФЗ от 04.08.2026 № 315‑ФЗ — правила УКЭП для международных (межправительственных) организаций и их филиалов/представительств в РФ; квалифицированный сертификат выдаёт УЦ ФНС России.</w:t>
       </w:r>
+    </w:p>
+    <w:p>
+      <w:pPr>
+        <w:spacing w:before="0" w:after="200"/>
+      </w:pPr>
+      <w:r>
+        <w:rPr>
+          <w:rFonts w:ascii="Calibri" w:hAnsi="Calibri" w:eastAsia="Calibri"/>
+          <w:b w:val="0"/>
+          <w:i/>
+          <w:color w:val="535353"/>
+          <w:sz w:val="18"/>
+        </w:rPr>
+        <w:t xml:space="preserve">Проверить: </w:t>
+      </w:r>
+      <w:hyperlink r:id="rId16">
+        <w:r>
+          <w:rPr>
+            <w:color w:val="0563C1"/>
+            <w:u w:val="single"/>
+            <w:sz w:val="18"/>
+            <w:rFonts w:ascii="Calibri" w:hAnsi="Calibri"/>
+          </w:rPr>
+          <w:t xml:space="preserve">ФЗ от 06.04.2011 № 63‑ФЗ «Об электронной подписи»</w:t>
+        </w:r>
+      </w:hyperlink>
+      <w:r>
+        <w:rPr>
+          <w:rFonts w:ascii="Calibri" w:hAnsi="Calibri" w:eastAsia="Calibri"/>
+          <w:b w:val="0"/>
+          <w:i w:val="0"/>
+          <w:color w:val="535353"/>
+          <w:sz w:val="18"/>
+        </w:rPr>
+        <w:t xml:space="preserve">  ·  </w:t>
+      </w:r>
+      <w:hyperlink r:id="rId17">
+        <w:r>
+          <w:rPr>
+            <w:color w:val="0563C1"/>
+            <w:u w:val="single"/>
+            <w:sz w:val="18"/>
+            <w:rFonts w:ascii="Calibri" w:hAnsi="Calibri"/>
+          </w:rPr>
+          <w:t xml:space="preserve">ТК РФ, ст. 22.1–22.3 (кадровый ЭДО)</w:t>
+        </w:r>
+      </w:hyperlink>
+      <w:r>
+        <w:rPr>
+          <w:rFonts w:ascii="Calibri" w:hAnsi="Calibri" w:eastAsia="Calibri"/>
+          <w:b w:val="0"/>
+          <w:i w:val="0"/>
+          <w:color w:val="535353"/>
+          <w:sz w:val="18"/>
+        </w:rPr>
+        <w:t xml:space="preserve">  ·  </w:t>
+      </w:r>
+      <w:hyperlink r:id="rId18">
+        <w:r>
+          <w:rPr>
+            <w:color w:val="0563C1"/>
+            <w:u w:val="single"/>
+            <w:sz w:val="18"/>
+            <w:rFonts w:ascii="Calibri" w:hAnsi="Calibri"/>
+          </w:rPr>
+          <w:t xml:space="preserve">ФЗ от 04.08.2026 № 315‑ФЗ (УКЭП международных организаций)</w:t>
+        </w:r>
+      </w:hyperlink>
+      <w:r>
+        <w:rPr>
+          <w:rFonts w:ascii="Calibri" w:hAnsi="Calibri" w:eastAsia="Calibri"/>
+          <w:b w:val="0"/>
+          <w:i w:val="0"/>
+          <w:color w:val="535353"/>
+          <w:sz w:val="18"/>
+        </w:rPr>
+        <w:t xml:space="preserve">  ·  </w:t>
+      </w:r>
+      <w:hyperlink r:id="rId19">
+        <w:r>
+          <w:rPr>
+            <w:color w:val="0563C1"/>
+            <w:u w:val="single"/>
+            <w:sz w:val="18"/>
+            <w:rFonts w:ascii="Calibri" w:hAnsi="Calibri"/>
+          </w:rPr>
+          <w:t xml:space="preserve">Решение Коллегии ЕЭК от 22.08.2023 № 120 (ДТС ЕАЭС)</w:t>
+        </w:r>
+      </w:hyperlink>
     </w:p>
     <w:p>
       <w:pPr>
@@ -244,11 +1277,12 @@
         <w:rPr>
           <w:rFonts w:ascii="Calibri" w:hAnsi="Calibri" w:eastAsia="Calibri"/>
           <w:b w:val="0"/>
+          <w:i w:val="0"/>
           <w:sz w:val="22"/>
         </w:rPr>
         <w:t xml:space="preserve">ФЗ от 06.04.2011 № 63‑ФЗ «Об электронной подписи»: </w:t>
       </w:r>
-      <w:hyperlink r:id="rId9">
+      <w:hyperlink r:id="rId16">
         <w:r>
           <w:rPr>
             <w:color w:val="0563C1"/>
@@ -268,11 +1302,12 @@
         <w:rPr>
           <w:rFonts w:ascii="Calibri" w:hAnsi="Calibri" w:eastAsia="Calibri"/>
           <w:b w:val="0"/>
+          <w:i w:val="0"/>
           <w:sz w:val="22"/>
         </w:rPr>
         <w:t xml:space="preserve">ТК РФ, ст. 22.1–22.3 (кадровый ЭДО): </w:t>
       </w:r>
-      <w:hyperlink r:id="rId10">
+      <w:hyperlink r:id="rId17">
         <w:r>
           <w:rPr>
             <w:color w:val="0563C1"/>
@@ -292,11 +1327,12 @@
         <w:rPr>
           <w:rFonts w:ascii="Calibri" w:hAnsi="Calibri" w:eastAsia="Calibri"/>
           <w:b w:val="0"/>
+          <w:i w:val="0"/>
           <w:sz w:val="22"/>
         </w:rPr>
         <w:t xml:space="preserve">ФЗ от 04.08.2026 № 315‑ФЗ (УКЭП международных организаций): </w:t>
       </w:r>
-      <w:hyperlink r:id="rId11">
+      <w:hyperlink r:id="rId18">
         <w:r>
           <w:rPr>
             <w:color w:val="0563C1"/>
@@ -323,14 +1359,15 @@
         <w:tblLook w:firstColumn="1" w:firstRow="1" w:lastColumn="0" w:lastRow="0" w:noHBand="0" w:noVBand="1" w:val="04A0"/>
       </w:tblPr>
       <w:tblGrid>
-        <w:gridCol w:w="3175"/>
-        <w:gridCol w:w="3175"/>
-        <w:gridCol w:w="3175"/>
+        <w:gridCol w:w="2381"/>
+        <w:gridCol w:w="2381"/>
+        <w:gridCol w:w="2381"/>
+        <w:gridCol w:w="2381"/>
       </w:tblGrid>
       <w:tr>
         <w:tc>
           <w:tcPr>
-            <w:tcW w:type="dxa" w:w="3175"/>
+            <w:tcW w:type="dxa" w:w="2381"/>
             <w:shd w:fill="1F4E79" w:val="clear"/>
           </w:tcPr>
           <w:p>
@@ -339,6 +1376,7 @@
               <w:rPr>
                 <w:rFonts w:ascii="Calibri" w:hAnsi="Calibri" w:eastAsia="Calibri"/>
                 <w:b/>
+                <w:i w:val="0"/>
                 <w:color w:val="FFFFFF"/>
                 <w:sz w:val="20"/>
               </w:rPr>
@@ -348,7 +1386,7 @@
         </w:tc>
         <w:tc>
           <w:tcPr>
-            <w:tcW w:type="dxa" w:w="3175"/>
+            <w:tcW w:type="dxa" w:w="2381"/>
             <w:shd w:fill="1F4E79" w:val="clear"/>
           </w:tcPr>
           <w:p>
@@ -357,6 +1395,7 @@
               <w:rPr>
                 <w:rFonts w:ascii="Calibri" w:hAnsi="Calibri" w:eastAsia="Calibri"/>
                 <w:b/>
+                <w:i w:val="0"/>
                 <w:color w:val="FFFFFF"/>
                 <w:sz w:val="20"/>
               </w:rPr>
@@ -366,7 +1405,7 @@
         </w:tc>
         <w:tc>
           <w:tcPr>
-            <w:tcW w:type="dxa" w:w="3175"/>
+            <w:tcW w:type="dxa" w:w="2381"/>
             <w:shd w:fill="1F4E79" w:val="clear"/>
           </w:tcPr>
           <w:p>
@@ -375,6 +1414,7 @@
               <w:rPr>
                 <w:rFonts w:ascii="Calibri" w:hAnsi="Calibri" w:eastAsia="Calibri"/>
                 <w:b/>
+                <w:i w:val="0"/>
                 <w:color w:val="FFFFFF"/>
                 <w:sz w:val="20"/>
               </w:rPr>
@@ -382,11 +1422,10 @@
             </w:r>
           </w:p>
         </w:tc>
-      </w:tr>
-      <w:tr>
         <w:tc>
           <w:tcPr>
-            <w:tcW w:type="dxa" w:w="3175"/>
+            <w:tcW w:type="dxa" w:w="2381"/>
+            <w:shd w:fill="1F4E79" w:val="clear"/>
           </w:tcPr>
           <w:p>
             <w:r/>
@@ -394,6 +1433,27 @@
               <w:rPr>
                 <w:rFonts w:ascii="Calibri" w:hAnsi="Calibri" w:eastAsia="Calibri"/>
                 <w:b/>
+                <w:i w:val="0"/>
+                <w:color w:val="FFFFFF"/>
+                <w:sz w:val="20"/>
+              </w:rPr>
+              <w:t>Проверить</w:t>
+            </w:r>
+          </w:p>
+        </w:tc>
+      </w:tr>
+      <w:tr>
+        <w:tc>
+          <w:tcPr>
+            <w:tcW w:type="dxa" w:w="2381"/>
+          </w:tcPr>
+          <w:p>
+            <w:r/>
+            <w:r>
+              <w:rPr>
+                <w:rFonts w:ascii="Calibri" w:hAnsi="Calibri" w:eastAsia="Calibri"/>
+                <w:b/>
+                <w:i w:val="0"/>
                 <w:sz w:val="20"/>
               </w:rPr>
               <w:t>Юридическая сила</w:t>
@@ -402,7 +1462,7 @@
         </w:tc>
         <w:tc>
           <w:tcPr>
-            <w:tcW w:type="dxa" w:w="3175"/>
+            <w:tcW w:type="dxa" w:w="2381"/>
           </w:tcPr>
           <w:p>
             <w:r/>
@@ -410,6 +1470,7 @@
               <w:rPr>
                 <w:rFonts w:ascii="Calibri" w:hAnsi="Calibri" w:eastAsia="Calibri"/>
                 <w:b w:val="0"/>
+                <w:i w:val="0"/>
                 <w:sz w:val="20"/>
               </w:rPr>
               <w:t>Электронная форма не лишает документ силы; QES (§ 126a BGB) = собственноручная подпись; с 01.01.2025 во многих трудовых документах достаточно Textform (§ 126b)</w:t>
@@ -418,7 +1479,7 @@
         </w:tc>
         <w:tc>
           <w:tcPr>
-            <w:tcW w:type="dxa" w:w="3175"/>
+            <w:tcW w:type="dxa" w:w="2381"/>
           </w:tcPr>
           <w:p>
             <w:r/>
@@ -426,17 +1487,37 @@
               <w:rPr>
                 <w:rFonts w:ascii="Calibri" w:hAnsi="Calibri" w:eastAsia="Calibri"/>
                 <w:b w:val="0"/>
+                <w:i w:val="0"/>
                 <w:sz w:val="20"/>
               </w:rPr>
               <w:t>Эл. документ с ЭП признаётся при соблюдении вида подписи и закона/соглашения (63‑ФЗ)</w:t>
             </w:r>
           </w:p>
         </w:tc>
+        <w:tc>
+          <w:tcPr>
+            <w:tcW w:type="dxa" w:w="2381"/>
+          </w:tcPr>
+          <w:p>
+            <w:r/>
+            <w:hyperlink r:id="rId9">
+              <w:r>
+                <w:rPr>
+                  <w:color w:val="0563C1"/>
+                  <w:u w:val="single"/>
+                  <w:sz w:val="18"/>
+                  <w:rFonts w:ascii="Calibri" w:hAnsi="Calibri"/>
+                </w:rPr>
+                <w:t xml:space="preserve">eIDAS (EU) 910/2014, EUR-Lex</w:t>
+              </w:r>
+            </w:hyperlink>
+          </w:p>
+        </w:tc>
       </w:tr>
       <w:tr>
         <w:tc>
           <w:tcPr>
-            <w:tcW w:type="dxa" w:w="3175"/>
+            <w:tcW w:type="dxa" w:w="2381"/>
           </w:tcPr>
           <w:p>
             <w:r/>
@@ -444,6 +1525,7 @@
               <w:rPr>
                 <w:rFonts w:ascii="Calibri" w:hAnsi="Calibri" w:eastAsia="Calibri"/>
                 <w:b/>
+                <w:i w:val="0"/>
                 <w:sz w:val="20"/>
               </w:rPr>
               <w:t>Модель подписи</w:t>
@@ -452,7 +1534,7 @@
         </w:tc>
         <w:tc>
           <w:tcPr>
-            <w:tcW w:type="dxa" w:w="3175"/>
+            <w:tcW w:type="dxa" w:w="2381"/>
           </w:tcPr>
           <w:p>
             <w:r/>
@@ -460,6 +1542,7 @@
               <w:rPr>
                 <w:rFonts w:ascii="Calibri" w:hAnsi="Calibri" w:eastAsia="Calibri"/>
                 <w:b w:val="0"/>
+                <w:i w:val="0"/>
                 <w:sz w:val="20"/>
               </w:rPr>
               <w:t>SES / AES / QES (eIDAS). QES заменяет Schriftform. Textform — указание лица + долговечный носитель (e‑mail/PDF)</w:t>
@@ -468,7 +1551,7 @@
         </w:tc>
         <w:tc>
           <w:tcPr>
-            <w:tcW w:type="dxa" w:w="3175"/>
+            <w:tcW w:type="dxa" w:w="2381"/>
           </w:tcPr>
           <w:p>
             <w:r/>
@@ -476,17 +1559,37 @@
               <w:rPr>
                 <w:rFonts w:ascii="Calibri" w:hAnsi="Calibri" w:eastAsia="Calibri"/>
                 <w:b w:val="0"/>
+                <w:i w:val="0"/>
                 <w:sz w:val="20"/>
               </w:rPr>
               <w:t>ПЭП / УНЭП / УКЭП</w:t>
             </w:r>
           </w:p>
         </w:tc>
+        <w:tc>
+          <w:tcPr>
+            <w:tcW w:type="dxa" w:w="2381"/>
+          </w:tcPr>
+          <w:p>
+            <w:r/>
+            <w:hyperlink r:id="rId16">
+              <w:r>
+                <w:rPr>
+                  <w:color w:val="0563C1"/>
+                  <w:u w:val="single"/>
+                  <w:sz w:val="18"/>
+                  <w:rFonts w:ascii="Calibri" w:hAnsi="Calibri"/>
+                </w:rPr>
+                <w:t xml:space="preserve">ФЗ от 06.04.2011 № 63‑ФЗ «Об электронной подписи»</w:t>
+              </w:r>
+            </w:hyperlink>
+          </w:p>
+        </w:tc>
       </w:tr>
       <w:tr>
         <w:tc>
           <w:tcPr>
-            <w:tcW w:type="dxa" w:w="3175"/>
+            <w:tcW w:type="dxa" w:w="2381"/>
           </w:tcPr>
           <w:p>
             <w:r/>
@@ -494,6 +1597,7 @@
               <w:rPr>
                 <w:rFonts w:ascii="Calibri" w:hAnsi="Calibri" w:eastAsia="Calibri"/>
                 <w:b/>
+                <w:i w:val="0"/>
                 <w:sz w:val="20"/>
               </w:rPr>
               <w:t>Инфраструктура доверия</w:t>
@@ -502,7 +1606,7 @@
         </w:tc>
         <w:tc>
           <w:tcPr>
-            <w:tcW w:type="dxa" w:w="3175"/>
+            <w:tcW w:type="dxa" w:w="2381"/>
           </w:tcPr>
           <w:p>
             <w:r/>
@@ -510,6 +1614,7 @@
               <w:rPr>
                 <w:rFonts w:ascii="Calibri" w:hAnsi="Calibri" w:eastAsia="Calibri"/>
                 <w:b w:val="0"/>
+                <w:i w:val="0"/>
                 <w:sz w:val="20"/>
               </w:rPr>
               <w:t>QTSP по eIDAS; национальный VDG; trusted list ЕС</w:t>
@@ -518,7 +1623,7 @@
         </w:tc>
         <w:tc>
           <w:tcPr>
-            <w:tcW w:type="dxa" w:w="3175"/>
+            <w:tcW w:type="dxa" w:w="2381"/>
           </w:tcPr>
           <w:p>
             <w:r/>
@@ -526,17 +1631,37 @@
               <w:rPr>
                 <w:rFonts w:ascii="Calibri" w:hAnsi="Calibri" w:eastAsia="Calibri"/>
                 <w:b w:val="0"/>
+                <w:i w:val="0"/>
                 <w:sz w:val="20"/>
               </w:rPr>
               <w:t>Аккредитованные УЦ, операторы ЭДО, УЦ ФНС</w:t>
             </w:r>
           </w:p>
         </w:tc>
+        <w:tc>
+          <w:tcPr>
+            <w:tcW w:type="dxa" w:w="2381"/>
+          </w:tcPr>
+          <w:p>
+            <w:r/>
+            <w:hyperlink r:id="rId9">
+              <w:r>
+                <w:rPr>
+                  <w:color w:val="0563C1"/>
+                  <w:u w:val="single"/>
+                  <w:sz w:val="18"/>
+                  <w:rFonts w:ascii="Calibri" w:hAnsi="Calibri"/>
+                </w:rPr>
+                <w:t xml:space="preserve">eIDAS (EU) 910/2014, EUR-Lex</w:t>
+              </w:r>
+            </w:hyperlink>
+          </w:p>
+        </w:tc>
       </w:tr>
       <w:tr>
         <w:tc>
           <w:tcPr>
-            <w:tcW w:type="dxa" w:w="3175"/>
+            <w:tcW w:type="dxa" w:w="2381"/>
           </w:tcPr>
           <w:p>
             <w:r/>
@@ -544,6 +1669,7 @@
               <w:rPr>
                 <w:rFonts w:ascii="Calibri" w:hAnsi="Calibri" w:eastAsia="Calibri"/>
                 <w:b/>
+                <w:i w:val="0"/>
                 <w:sz w:val="20"/>
               </w:rPr>
               <w:t>Трансграничность</w:t>
@@ -552,7 +1678,7 @@
         </w:tc>
         <w:tc>
           <w:tcPr>
-            <w:tcW w:type="dxa" w:w="3175"/>
+            <w:tcW w:type="dxa" w:w="2381"/>
           </w:tcPr>
           <w:p>
             <w:r/>
@@ -560,6 +1686,7 @@
               <w:rPr>
                 <w:rFonts w:ascii="Calibri" w:hAnsi="Calibri" w:eastAsia="Calibri"/>
                 <w:b w:val="0"/>
+                <w:i w:val="0"/>
                 <w:sz w:val="20"/>
               </w:rPr>
               <w:t>Автоматическое признание QES внутри ЕС; вне ЕС — по eIDAS / договору</w:t>
@@ -568,7 +1695,7 @@
         </w:tc>
         <w:tc>
           <w:tcPr>
-            <w:tcW w:type="dxa" w:w="3175"/>
+            <w:tcW w:type="dxa" w:w="2381"/>
           </w:tcPr>
           <w:p>
             <w:r/>
@@ -576,10 +1703,30 @@
               <w:rPr>
                 <w:rFonts w:ascii="Calibri" w:hAnsi="Calibri" w:eastAsia="Calibri"/>
                 <w:b w:val="0"/>
+                <w:i w:val="0"/>
                 <w:sz w:val="20"/>
               </w:rPr>
               <w:t>Ст. 7 63‑ФЗ, договоры, ДТС ЕАЭС; 315‑ФЗ — УКЭП международных организаций</w:t>
             </w:r>
+          </w:p>
+        </w:tc>
+        <w:tc>
+          <w:tcPr>
+            <w:tcW w:type="dxa" w:w="2381"/>
+          </w:tcPr>
+          <w:p>
+            <w:r/>
+            <w:hyperlink r:id="rId16">
+              <w:r>
+                <w:rPr>
+                  <w:color w:val="0563C1"/>
+                  <w:u w:val="single"/>
+                  <w:sz w:val="18"/>
+                  <w:rFonts w:ascii="Calibri" w:hAnsi="Calibri"/>
+                </w:rPr>
+                <w:t xml:space="preserve">Ст. 7 63‑ФЗ — признание иностранных электронных подписей</w:t>
+              </w:r>
+            </w:hyperlink>
           </w:p>
         </w:tc>
       </w:tr>
@@ -593,6 +1740,7 @@
         <w:rPr>
           <w:rFonts w:ascii="Calibri" w:hAnsi="Calibri" w:eastAsia="Calibri"/>
           <w:b w:val="0"/>
+          <w:i w:val="0"/>
           <w:sz w:val="24"/>
         </w:rPr>
         <w:t>Сходство: иерархия подписи близка к ПЭП/УНЭП/УКЭП; QES ≈ УКЭП.</w:t>
@@ -606,6 +1754,7 @@
         <w:rPr>
           <w:rFonts w:ascii="Calibri" w:hAnsi="Calibri" w:eastAsia="Calibri"/>
           <w:b w:val="0"/>
+          <w:i w:val="0"/>
           <w:sz w:val="24"/>
         </w:rPr>
         <w:t>Отличие: Германия в 2025 г. сознательно снизила форму многих кадровых документов до Textform; РФ, напротив, для КЭДО фиксирует виды ЭП в ст. 22.2 ТК.</w:t>
@@ -619,6 +1768,7 @@
         <w:rPr>
           <w:rFonts w:ascii="Calibri" w:hAnsi="Calibri" w:eastAsia="Calibri"/>
           <w:b w:val="0"/>
+          <w:i w:val="0"/>
           <w:sz w:val="24"/>
         </w:rPr>
         <w:t>Отличие: в РФ иностранные ЭП признаются точечно (ст. 7 63‑ФЗ); внутри ЕС QES признаётся автоматически.</w:t>
@@ -632,10 +1782,205 @@
         <w:rPr>
           <w:rFonts w:ascii="Calibri" w:hAnsi="Calibri" w:eastAsia="Calibri"/>
           <w:b w:val="0"/>
+          <w:i w:val="0"/>
           <w:sz w:val="24"/>
         </w:rPr>
         <w:t>Отличие: BGH отдельно разработал доктрину Zugang электронной формы — аналога в 63‑ФЗ почти нет.</w:t>
       </w:r>
+    </w:p>
+    <w:p>
+      <w:pPr>
+        <w:spacing w:before="0" w:after="200"/>
+      </w:pPr>
+      <w:r>
+        <w:rPr>
+          <w:rFonts w:ascii="Calibri" w:hAnsi="Calibri" w:eastAsia="Calibri"/>
+          <w:b w:val="0"/>
+          <w:i/>
+          <w:color w:val="535353"/>
+          <w:sz w:val="18"/>
+        </w:rPr>
+        <w:t xml:space="preserve">Проверить: </w:t>
+      </w:r>
+      <w:hyperlink r:id="rId9">
+        <w:r>
+          <w:rPr>
+            <w:color w:val="0563C1"/>
+            <w:u w:val="single"/>
+            <w:sz w:val="18"/>
+            <w:rFonts w:ascii="Calibri" w:hAnsi="Calibri"/>
+          </w:rPr>
+          <w:t xml:space="preserve">eIDAS (EU) 910/2014, EUR-Lex</w:t>
+        </w:r>
+      </w:hyperlink>
+      <w:r>
+        <w:rPr>
+          <w:rFonts w:ascii="Calibri" w:hAnsi="Calibri" w:eastAsia="Calibri"/>
+          <w:b w:val="0"/>
+          <w:i w:val="0"/>
+          <w:color w:val="535353"/>
+          <w:sz w:val="18"/>
+        </w:rPr>
+        <w:t xml:space="preserve">  ·  </w:t>
+      </w:r>
+      <w:hyperlink r:id="rId10">
+        <w:r>
+          <w:rPr>
+            <w:color w:val="0563C1"/>
+            <w:u w:val="single"/>
+            <w:sz w:val="18"/>
+            <w:rFonts w:ascii="Calibri" w:hAnsi="Calibri"/>
+          </w:rPr>
+          <w:t xml:space="preserve">VDG (gesetze-im-internet)</w:t>
+        </w:r>
+      </w:hyperlink>
+      <w:r>
+        <w:rPr>
+          <w:rFonts w:ascii="Calibri" w:hAnsi="Calibri" w:eastAsia="Calibri"/>
+          <w:b w:val="0"/>
+          <w:i w:val="0"/>
+          <w:color w:val="535353"/>
+          <w:sz w:val="18"/>
+        </w:rPr>
+        <w:t xml:space="preserve">  ·  </w:t>
+      </w:r>
+      <w:hyperlink r:id="rId11">
+        <w:r>
+          <w:rPr>
+            <w:color w:val="0563C1"/>
+            <w:u w:val="single"/>
+            <w:sz w:val="18"/>
+            <w:rFonts w:ascii="Calibri" w:hAnsi="Calibri"/>
+          </w:rPr>
+          <w:t xml:space="preserve">BGB § 126a — электронная форма</w:t>
+        </w:r>
+      </w:hyperlink>
+      <w:r>
+        <w:rPr>
+          <w:rFonts w:ascii="Calibri" w:hAnsi="Calibri" w:eastAsia="Calibri"/>
+          <w:b w:val="0"/>
+          <w:i w:val="0"/>
+          <w:color w:val="535353"/>
+          <w:sz w:val="18"/>
+        </w:rPr>
+        <w:t xml:space="preserve">  ·  </w:t>
+      </w:r>
+      <w:hyperlink r:id="rId12">
+        <w:r>
+          <w:rPr>
+            <w:color w:val="0563C1"/>
+            <w:u w:val="single"/>
+            <w:sz w:val="18"/>
+            <w:rFonts w:ascii="Calibri" w:hAnsi="Calibri"/>
+          </w:rPr>
+          <w:t xml:space="preserve">BGB § 126b — текстовая форма</w:t>
+        </w:r>
+      </w:hyperlink>
+      <w:r>
+        <w:rPr>
+          <w:rFonts w:ascii="Calibri" w:hAnsi="Calibri" w:eastAsia="Calibri"/>
+          <w:b w:val="0"/>
+          <w:i w:val="0"/>
+          <w:color w:val="535353"/>
+          <w:sz w:val="18"/>
+        </w:rPr>
+        <w:t xml:space="preserve">  ·  </w:t>
+      </w:r>
+      <w:hyperlink r:id="rId13">
+        <w:r>
+          <w:rPr>
+            <w:color w:val="0563C1"/>
+            <w:u w:val="single"/>
+            <w:sz w:val="18"/>
+            <w:rFonts w:ascii="Calibri" w:hAnsi="Calibri"/>
+          </w:rPr>
+          <w:t xml:space="preserve">BGB § 623 — расторжение трудового договора</w:t>
+        </w:r>
+      </w:hyperlink>
+      <w:r>
+        <w:rPr>
+          <w:rFonts w:ascii="Calibri" w:hAnsi="Calibri" w:eastAsia="Calibri"/>
+          <w:b w:val="0"/>
+          <w:i w:val="0"/>
+          <w:color w:val="535353"/>
+          <w:sz w:val="18"/>
+        </w:rPr>
+        <w:t xml:space="preserve">  ·  </w:t>
+      </w:r>
+      <w:hyperlink r:id="rId14">
+        <w:r>
+          <w:rPr>
+            <w:color w:val="0563C1"/>
+            <w:u w:val="single"/>
+            <w:sz w:val="18"/>
+            <w:rFonts w:ascii="Calibri" w:hAnsi="Calibri"/>
+          </w:rPr>
+          <w:t xml:space="preserve">BGH VIII ZR 155/23 (27.11.2024), PDF суда</w:t>
+        </w:r>
+      </w:hyperlink>
+      <w:r>
+        <w:rPr>
+          <w:rFonts w:ascii="Calibri" w:hAnsi="Calibri" w:eastAsia="Calibri"/>
+          <w:b w:val="0"/>
+          <w:i w:val="0"/>
+          <w:color w:val="535353"/>
+          <w:sz w:val="18"/>
+        </w:rPr>
+        <w:t xml:space="preserve">  ·  </w:t>
+      </w:r>
+      <w:hyperlink r:id="rId15">
+        <w:r>
+          <w:rPr>
+            <w:color w:val="0563C1"/>
+            <w:u w:val="single"/>
+            <w:sz w:val="18"/>
+            <w:rFonts w:ascii="Calibri" w:hAnsi="Calibri"/>
+          </w:rPr>
+          <w:t xml:space="preserve">BEG IV / трудовое право с 01.01.2025 (обзор)</w:t>
+        </w:r>
+      </w:hyperlink>
+      <w:r>
+        <w:rPr>
+          <w:rFonts w:ascii="Calibri" w:hAnsi="Calibri" w:eastAsia="Calibri"/>
+          <w:b w:val="0"/>
+          <w:i w:val="0"/>
+          <w:color w:val="535353"/>
+          <w:sz w:val="18"/>
+        </w:rPr>
+        <w:t xml:space="preserve">  ·  </w:t>
+      </w:r>
+      <w:hyperlink r:id="rId16">
+        <w:r>
+          <w:rPr>
+            <w:color w:val="0563C1"/>
+            <w:u w:val="single"/>
+            <w:sz w:val="18"/>
+            <w:rFonts w:ascii="Calibri" w:hAnsi="Calibri"/>
+          </w:rPr>
+          <w:t xml:space="preserve">ФЗ от 06.04.2011 № 63‑ФЗ «Об электронной подписи»</w:t>
+        </w:r>
+      </w:hyperlink>
+      <w:r>
+        <w:rPr>
+          <w:rFonts w:ascii="Calibri" w:hAnsi="Calibri" w:eastAsia="Calibri"/>
+          <w:b w:val="0"/>
+          <w:i w:val="0"/>
+          <w:color w:val="535353"/>
+          <w:sz w:val="18"/>
+        </w:rPr>
+        <w:t xml:space="preserve">  ·  </w:t>
+      </w:r>
+      <w:hyperlink r:id="rId17">
+        <w:r>
+          <w:rPr>
+            <w:color w:val="0563C1"/>
+            <w:u w:val="single"/>
+            <w:sz w:val="18"/>
+            <w:rFonts w:ascii="Calibri" w:hAnsi="Calibri"/>
+          </w:rPr>
+          <w:t xml:space="preserve">ТК РФ, ст. 22.1–22.3 (кадровый ЭДО)</w:t>
+        </w:r>
+      </w:hyperlink>
     </w:p>
     <w:p>
       <w:pPr>
@@ -653,6 +1998,7 @@
         <w:rPr>
           <w:rFonts w:ascii="Calibri" w:hAnsi="Calibri" w:eastAsia="Calibri"/>
           <w:b w:val="0"/>
+          <w:i w:val="0"/>
           <w:sz w:val="24"/>
         </w:rPr>
         <w:t>Развести «квалифицированную форму» и «текстовую форму»: не всё, что сейчас на бумаге, нуждается в УКЭП.</w:t>
@@ -666,10 +2012,184 @@
         <w:rPr>
           <w:rFonts w:ascii="Calibri" w:hAnsi="Calibri" w:eastAsia="Calibri"/>
           <w:b w:val="0"/>
+          <w:i w:val="0"/>
           <w:sz w:val="24"/>
         </w:rPr>
         <w:t>Зафиксировать правило доставки: электронный акт с УКЭП должен попасть к адресату в проверяемом виде, а не как «скан без подписи».</w:t>
       </w:r>
+    </w:p>
+    <w:p>
+      <w:pPr>
+        <w:spacing w:before="0" w:after="200"/>
+      </w:pPr>
+      <w:r>
+        <w:rPr>
+          <w:rFonts w:ascii="Calibri" w:hAnsi="Calibri" w:eastAsia="Calibri"/>
+          <w:b w:val="0"/>
+          <w:i/>
+          <w:color w:val="535353"/>
+          <w:sz w:val="18"/>
+        </w:rPr>
+        <w:t xml:space="preserve">Проверить: </w:t>
+      </w:r>
+      <w:hyperlink r:id="rId9">
+        <w:r>
+          <w:rPr>
+            <w:color w:val="0563C1"/>
+            <w:u w:val="single"/>
+            <w:sz w:val="18"/>
+            <w:rFonts w:ascii="Calibri" w:hAnsi="Calibri"/>
+          </w:rPr>
+          <w:t xml:space="preserve">eIDAS (EU) 910/2014, EUR-Lex</w:t>
+        </w:r>
+      </w:hyperlink>
+      <w:r>
+        <w:rPr>
+          <w:rFonts w:ascii="Calibri" w:hAnsi="Calibri" w:eastAsia="Calibri"/>
+          <w:b w:val="0"/>
+          <w:i w:val="0"/>
+          <w:color w:val="535353"/>
+          <w:sz w:val="18"/>
+        </w:rPr>
+        <w:t xml:space="preserve">  ·  </w:t>
+      </w:r>
+      <w:hyperlink r:id="rId10">
+        <w:r>
+          <w:rPr>
+            <w:color w:val="0563C1"/>
+            <w:u w:val="single"/>
+            <w:sz w:val="18"/>
+            <w:rFonts w:ascii="Calibri" w:hAnsi="Calibri"/>
+          </w:rPr>
+          <w:t xml:space="preserve">VDG (gesetze-im-internet)</w:t>
+        </w:r>
+      </w:hyperlink>
+      <w:r>
+        <w:rPr>
+          <w:rFonts w:ascii="Calibri" w:hAnsi="Calibri" w:eastAsia="Calibri"/>
+          <w:b w:val="0"/>
+          <w:i w:val="0"/>
+          <w:color w:val="535353"/>
+          <w:sz w:val="18"/>
+        </w:rPr>
+        <w:t xml:space="preserve">  ·  </w:t>
+      </w:r>
+      <w:hyperlink r:id="rId11">
+        <w:r>
+          <w:rPr>
+            <w:color w:val="0563C1"/>
+            <w:u w:val="single"/>
+            <w:sz w:val="18"/>
+            <w:rFonts w:ascii="Calibri" w:hAnsi="Calibri"/>
+          </w:rPr>
+          <w:t xml:space="preserve">BGB § 126a — электронная форма</w:t>
+        </w:r>
+      </w:hyperlink>
+      <w:r>
+        <w:rPr>
+          <w:rFonts w:ascii="Calibri" w:hAnsi="Calibri" w:eastAsia="Calibri"/>
+          <w:b w:val="0"/>
+          <w:i w:val="0"/>
+          <w:color w:val="535353"/>
+          <w:sz w:val="18"/>
+        </w:rPr>
+        <w:t xml:space="preserve">  ·  </w:t>
+      </w:r>
+      <w:hyperlink r:id="rId12">
+        <w:r>
+          <w:rPr>
+            <w:color w:val="0563C1"/>
+            <w:u w:val="single"/>
+            <w:sz w:val="18"/>
+            <w:rFonts w:ascii="Calibri" w:hAnsi="Calibri"/>
+          </w:rPr>
+          <w:t xml:space="preserve">BGB § 126b — текстовая форма</w:t>
+        </w:r>
+      </w:hyperlink>
+      <w:r>
+        <w:rPr>
+          <w:rFonts w:ascii="Calibri" w:hAnsi="Calibri" w:eastAsia="Calibri"/>
+          <w:b w:val="0"/>
+          <w:i w:val="0"/>
+          <w:color w:val="535353"/>
+          <w:sz w:val="18"/>
+        </w:rPr>
+        <w:t xml:space="preserve">  ·  </w:t>
+      </w:r>
+      <w:hyperlink r:id="rId13">
+        <w:r>
+          <w:rPr>
+            <w:color w:val="0563C1"/>
+            <w:u w:val="single"/>
+            <w:sz w:val="18"/>
+            <w:rFonts w:ascii="Calibri" w:hAnsi="Calibri"/>
+          </w:rPr>
+          <w:t xml:space="preserve">BGB § 623 — расторжение трудового договора</w:t>
+        </w:r>
+      </w:hyperlink>
+      <w:r>
+        <w:rPr>
+          <w:rFonts w:ascii="Calibri" w:hAnsi="Calibri" w:eastAsia="Calibri"/>
+          <w:b w:val="0"/>
+          <w:i w:val="0"/>
+          <w:color w:val="535353"/>
+          <w:sz w:val="18"/>
+        </w:rPr>
+        <w:t xml:space="preserve">  ·  </w:t>
+      </w:r>
+      <w:hyperlink r:id="rId14">
+        <w:r>
+          <w:rPr>
+            <w:color w:val="0563C1"/>
+            <w:u w:val="single"/>
+            <w:sz w:val="18"/>
+            <w:rFonts w:ascii="Calibri" w:hAnsi="Calibri"/>
+          </w:rPr>
+          <w:t xml:space="preserve">BGH VIII ZR 155/23 (27.11.2024), PDF суда</w:t>
+        </w:r>
+      </w:hyperlink>
+      <w:r>
+        <w:rPr>
+          <w:rFonts w:ascii="Calibri" w:hAnsi="Calibri" w:eastAsia="Calibri"/>
+          <w:b w:val="0"/>
+          <w:i w:val="0"/>
+          <w:color w:val="535353"/>
+          <w:sz w:val="18"/>
+        </w:rPr>
+        <w:t xml:space="preserve">  ·  </w:t>
+      </w:r>
+      <w:hyperlink r:id="rId15">
+        <w:r>
+          <w:rPr>
+            <w:color w:val="0563C1"/>
+            <w:u w:val="single"/>
+            <w:sz w:val="18"/>
+            <w:rFonts w:ascii="Calibri" w:hAnsi="Calibri"/>
+          </w:rPr>
+          <w:t xml:space="preserve">BEG IV / трудовое право с 01.01.2025 (обзор)</w:t>
+        </w:r>
+      </w:hyperlink>
+      <w:r>
+        <w:rPr>
+          <w:rFonts w:ascii="Calibri" w:hAnsi="Calibri" w:eastAsia="Calibri"/>
+          <w:b w:val="0"/>
+          <w:i w:val="0"/>
+          <w:color w:val="535353"/>
+          <w:sz w:val="18"/>
+        </w:rPr>
+        <w:t xml:space="preserve">  ·  </w:t>
+      </w:r>
+      <w:hyperlink r:id="rId17">
+        <w:r>
+          <w:rPr>
+            <w:color w:val="0563C1"/>
+            <w:u w:val="single"/>
+            <w:sz w:val="18"/>
+            <w:rFonts w:ascii="Calibri" w:hAnsi="Calibri"/>
+          </w:rPr>
+          <w:t xml:space="preserve">ТК РФ, ст. 22.1–22.3 (кадровый ЭДО)</w:t>
+        </w:r>
+      </w:hyperlink>
     </w:p>
     <w:p>
       <w:pPr>
@@ -687,6 +2207,7 @@
         <w:rPr>
           <w:rFonts w:ascii="Calibri" w:hAnsi="Calibri" w:eastAsia="Calibri"/>
           <w:b w:val="0"/>
+          <w:i w:val="0"/>
           <w:sz w:val="24"/>
         </w:rPr>
         <w:t>Не переносить немецкое Schriftform‑исключение для увольнений как универсальный запрет ЭДО.</w:t>
@@ -700,10 +2221,163 @@
         <w:rPr>
           <w:rFonts w:ascii="Calibri" w:hAnsi="Calibri" w:eastAsia="Calibri"/>
           <w:b w:val="0"/>
+          <w:i w:val="0"/>
           <w:sz w:val="24"/>
         </w:rPr>
         <w:t>Не делать Textform единственным стандартом для документов с высоким риском оспаривания (несчастные случаи, наряды‑допуски).</w:t>
       </w:r>
+    </w:p>
+    <w:p>
+      <w:pPr>
+        <w:spacing w:before="0" w:after="200"/>
+      </w:pPr>
+      <w:r>
+        <w:rPr>
+          <w:rFonts w:ascii="Calibri" w:hAnsi="Calibri" w:eastAsia="Calibri"/>
+          <w:b w:val="0"/>
+          <w:i/>
+          <w:color w:val="535353"/>
+          <w:sz w:val="18"/>
+        </w:rPr>
+        <w:t xml:space="preserve">Проверить: </w:t>
+      </w:r>
+      <w:hyperlink r:id="rId9">
+        <w:r>
+          <w:rPr>
+            <w:color w:val="0563C1"/>
+            <w:u w:val="single"/>
+            <w:sz w:val="18"/>
+            <w:rFonts w:ascii="Calibri" w:hAnsi="Calibri"/>
+          </w:rPr>
+          <w:t xml:space="preserve">eIDAS (EU) 910/2014, EUR-Lex</w:t>
+        </w:r>
+      </w:hyperlink>
+      <w:r>
+        <w:rPr>
+          <w:rFonts w:ascii="Calibri" w:hAnsi="Calibri" w:eastAsia="Calibri"/>
+          <w:b w:val="0"/>
+          <w:i w:val="0"/>
+          <w:color w:val="535353"/>
+          <w:sz w:val="18"/>
+        </w:rPr>
+        <w:t xml:space="preserve">  ·  </w:t>
+      </w:r>
+      <w:hyperlink r:id="rId10">
+        <w:r>
+          <w:rPr>
+            <w:color w:val="0563C1"/>
+            <w:u w:val="single"/>
+            <w:sz w:val="18"/>
+            <w:rFonts w:ascii="Calibri" w:hAnsi="Calibri"/>
+          </w:rPr>
+          <w:t xml:space="preserve">VDG (gesetze-im-internet)</w:t>
+        </w:r>
+      </w:hyperlink>
+      <w:r>
+        <w:rPr>
+          <w:rFonts w:ascii="Calibri" w:hAnsi="Calibri" w:eastAsia="Calibri"/>
+          <w:b w:val="0"/>
+          <w:i w:val="0"/>
+          <w:color w:val="535353"/>
+          <w:sz w:val="18"/>
+        </w:rPr>
+        <w:t xml:space="preserve">  ·  </w:t>
+      </w:r>
+      <w:hyperlink r:id="rId11">
+        <w:r>
+          <w:rPr>
+            <w:color w:val="0563C1"/>
+            <w:u w:val="single"/>
+            <w:sz w:val="18"/>
+            <w:rFonts w:ascii="Calibri" w:hAnsi="Calibri"/>
+          </w:rPr>
+          <w:t xml:space="preserve">BGB § 126a — электронная форма</w:t>
+        </w:r>
+      </w:hyperlink>
+      <w:r>
+        <w:rPr>
+          <w:rFonts w:ascii="Calibri" w:hAnsi="Calibri" w:eastAsia="Calibri"/>
+          <w:b w:val="0"/>
+          <w:i w:val="0"/>
+          <w:color w:val="535353"/>
+          <w:sz w:val="18"/>
+        </w:rPr>
+        <w:t xml:space="preserve">  ·  </w:t>
+      </w:r>
+      <w:hyperlink r:id="rId12">
+        <w:r>
+          <w:rPr>
+            <w:color w:val="0563C1"/>
+            <w:u w:val="single"/>
+            <w:sz w:val="18"/>
+            <w:rFonts w:ascii="Calibri" w:hAnsi="Calibri"/>
+          </w:rPr>
+          <w:t xml:space="preserve">BGB § 126b — текстовая форма</w:t>
+        </w:r>
+      </w:hyperlink>
+      <w:r>
+        <w:rPr>
+          <w:rFonts w:ascii="Calibri" w:hAnsi="Calibri" w:eastAsia="Calibri"/>
+          <w:b w:val="0"/>
+          <w:i w:val="0"/>
+          <w:color w:val="535353"/>
+          <w:sz w:val="18"/>
+        </w:rPr>
+        <w:t xml:space="preserve">  ·  </w:t>
+      </w:r>
+      <w:hyperlink r:id="rId13">
+        <w:r>
+          <w:rPr>
+            <w:color w:val="0563C1"/>
+            <w:u w:val="single"/>
+            <w:sz w:val="18"/>
+            <w:rFonts w:ascii="Calibri" w:hAnsi="Calibri"/>
+          </w:rPr>
+          <w:t xml:space="preserve">BGB § 623 — расторжение трудового договора</w:t>
+        </w:r>
+      </w:hyperlink>
+      <w:r>
+        <w:rPr>
+          <w:rFonts w:ascii="Calibri" w:hAnsi="Calibri" w:eastAsia="Calibri"/>
+          <w:b w:val="0"/>
+          <w:i w:val="0"/>
+          <w:color w:val="535353"/>
+          <w:sz w:val="18"/>
+        </w:rPr>
+        <w:t xml:space="preserve">  ·  </w:t>
+      </w:r>
+      <w:hyperlink r:id="rId14">
+        <w:r>
+          <w:rPr>
+            <w:color w:val="0563C1"/>
+            <w:u w:val="single"/>
+            <w:sz w:val="18"/>
+            <w:rFonts w:ascii="Calibri" w:hAnsi="Calibri"/>
+          </w:rPr>
+          <w:t xml:space="preserve">BGH VIII ZR 155/23 (27.11.2024), PDF суда</w:t>
+        </w:r>
+      </w:hyperlink>
+      <w:r>
+        <w:rPr>
+          <w:rFonts w:ascii="Calibri" w:hAnsi="Calibri" w:eastAsia="Calibri"/>
+          <w:b w:val="0"/>
+          <w:i w:val="0"/>
+          <w:color w:val="535353"/>
+          <w:sz w:val="18"/>
+        </w:rPr>
+        <w:t xml:space="preserve">  ·  </w:t>
+      </w:r>
+      <w:hyperlink r:id="rId15">
+        <w:r>
+          <w:rPr>
+            <w:color w:val="0563C1"/>
+            <w:u w:val="single"/>
+            <w:sz w:val="18"/>
+            <w:rFonts w:ascii="Calibri" w:hAnsi="Calibri"/>
+          </w:rPr>
+          <w:t xml:space="preserve">BEG IV / трудовое право с 01.01.2025 (обзор)</w:t>
+        </w:r>
+      </w:hyperlink>
     </w:p>
     <w:p>
       <w:pPr>
@@ -721,11 +2395,12 @@
         <w:rPr>
           <w:rFonts w:ascii="Calibri" w:hAnsi="Calibri" w:eastAsia="Calibri"/>
           <w:b w:val="0"/>
+          <w:i w:val="0"/>
           <w:sz w:val="22"/>
         </w:rPr>
-        <w:t xml:space="preserve">eIDAS (EU) 910/2014: </w:t>
+        <w:t xml:space="preserve">eIDAS (EU) 910/2014, EUR-Lex: </w:t>
       </w:r>
-      <w:hyperlink r:id="rId12">
+      <w:hyperlink r:id="rId9">
         <w:r>
           <w:rPr>
             <w:color w:val="0563C1"/>
@@ -745,11 +2420,112 @@
         <w:rPr>
           <w:rFonts w:ascii="Calibri" w:hAnsi="Calibri" w:eastAsia="Calibri"/>
           <w:b w:val="0"/>
+          <w:i w:val="0"/>
+          <w:sz w:val="22"/>
+        </w:rPr>
+        <w:t xml:space="preserve">VDG (gesetze-im-internet): </w:t>
+      </w:r>
+      <w:hyperlink r:id="rId10">
+        <w:r>
+          <w:rPr>
+            <w:color w:val="0563C1"/>
+            <w:u w:val="single"/>
+            <w:sz w:val="22"/>
+            <w:rFonts w:ascii="Calibri" w:hAnsi="Calibri"/>
+          </w:rPr>
+          <w:t xml:space="preserve">https://www.gesetze-im-internet.de/vdg/</w:t>
+        </w:r>
+      </w:hyperlink>
+    </w:p>
+    <w:p>
+      <w:pPr>
+        <w:pStyle w:val="ListBullet"/>
+      </w:pPr>
+      <w:r>
+        <w:rPr>
+          <w:rFonts w:ascii="Calibri" w:hAnsi="Calibri" w:eastAsia="Calibri"/>
+          <w:b w:val="0"/>
+          <w:i w:val="0"/>
+          <w:sz w:val="22"/>
+        </w:rPr>
+        <w:t xml:space="preserve">BGB § 126a — электронная форма: </w:t>
+      </w:r>
+      <w:hyperlink r:id="rId11">
+        <w:r>
+          <w:rPr>
+            <w:color w:val="0563C1"/>
+            <w:u w:val="single"/>
+            <w:sz w:val="22"/>
+            <w:rFonts w:ascii="Calibri" w:hAnsi="Calibri"/>
+          </w:rPr>
+          <w:t xml:space="preserve">https://www.gesetze-im-internet.de/bgb/__126a.html</w:t>
+        </w:r>
+      </w:hyperlink>
+    </w:p>
+    <w:p>
+      <w:pPr>
+        <w:pStyle w:val="ListBullet"/>
+      </w:pPr>
+      <w:r>
+        <w:rPr>
+          <w:rFonts w:ascii="Calibri" w:hAnsi="Calibri" w:eastAsia="Calibri"/>
+          <w:b w:val="0"/>
+          <w:i w:val="0"/>
+          <w:sz w:val="22"/>
+        </w:rPr>
+        <w:t xml:space="preserve">BGB § 126b — текстовая форма: </w:t>
+      </w:r>
+      <w:hyperlink r:id="rId12">
+        <w:r>
+          <w:rPr>
+            <w:color w:val="0563C1"/>
+            <w:u w:val="single"/>
+            <w:sz w:val="22"/>
+            <w:rFonts w:ascii="Calibri" w:hAnsi="Calibri"/>
+          </w:rPr>
+          <w:t xml:space="preserve">https://www.gesetze-im-internet.de/bgb/__126b.html</w:t>
+        </w:r>
+      </w:hyperlink>
+    </w:p>
+    <w:p>
+      <w:pPr>
+        <w:pStyle w:val="ListBullet"/>
+      </w:pPr>
+      <w:r>
+        <w:rPr>
+          <w:rFonts w:ascii="Calibri" w:hAnsi="Calibri" w:eastAsia="Calibri"/>
+          <w:b w:val="0"/>
+          <w:i w:val="0"/>
+          <w:sz w:val="22"/>
+        </w:rPr>
+        <w:t xml:space="preserve">BGB § 623 — расторжение трудового договора: </w:t>
+      </w:r>
+      <w:hyperlink r:id="rId13">
+        <w:r>
+          <w:rPr>
+            <w:color w:val="0563C1"/>
+            <w:u w:val="single"/>
+            <w:sz w:val="22"/>
+            <w:rFonts w:ascii="Calibri" w:hAnsi="Calibri"/>
+          </w:rPr>
+          <w:t xml:space="preserve">https://www.gesetze-im-internet.de/bgb/__623.html</w:t>
+        </w:r>
+      </w:hyperlink>
+    </w:p>
+    <w:p>
+      <w:pPr>
+        <w:pStyle w:val="ListBullet"/>
+      </w:pPr>
+      <w:r>
+        <w:rPr>
+          <w:rFonts w:ascii="Calibri" w:hAnsi="Calibri" w:eastAsia="Calibri"/>
+          <w:b w:val="0"/>
+          <w:i w:val="0"/>
           <w:sz w:val="22"/>
         </w:rPr>
         <w:t xml:space="preserve">BGH VIII ZR 155/23 (27.11.2024), PDF суда: </w:t>
       </w:r>
-      <w:hyperlink r:id="rId13">
+      <w:hyperlink r:id="rId14">
         <w:r>
           <w:rPr>
             <w:color w:val="0563C1"/>
@@ -769,11 +2545,12 @@
         <w:rPr>
           <w:rFonts w:ascii="Calibri" w:hAnsi="Calibri" w:eastAsia="Calibri"/>
           <w:b w:val="0"/>
+          <w:i w:val="0"/>
           <w:sz w:val="22"/>
         </w:rPr>
         <w:t xml:space="preserve">BEG IV / трудовое право с 01.01.2025 (обзор): </w:t>
       </w:r>
-      <w:hyperlink r:id="rId14">
+      <w:hyperlink r:id="rId15">
         <w:r>
           <w:rPr>
             <w:color w:val="0563C1"/>
